--- a/Bases de Datos II/Clases/Clase 7 - Indices y particionamiento/Taller PI - Clase 7 - VetCare.docx
+++ b/Bases de Datos II/Clases/Clase 7 - Indices y particionamiento/Taller PI - Clase 7 - VetCare.docx
@@ -454,7 +454,238 @@
           <w:color w:val="2B2B2B"/>
           <w:sz w:val="22"/>
         </w:rPr>
-        <w:t xml:space="preserve"> (examlab.lovable.app/app · módulo Talleres) — domingo 23:59 cuando aplique.</w:t>
+        <w:t xml:space="preserve"> (https://examlab.lovable.app/ · módulo Talleres) — domingo 23:59 cuando aplique.</w:t>
+      </w:r>
+    </w:p>
+    <w:p>
+      <w:pPr>
+        <w:spacing w:after="120"/>
+      </w:pPr>
+      <w:r>
+        <w:rPr>
+          <w:rFonts w:ascii="Calibri" w:hAnsi="Calibri" w:eastAsia="Calibri"/>
+          <w:b/>
+          <w:color w:val="095292"/>
+          <w:sz w:val="24"/>
+        </w:rPr>
+        <w:t>9. Que vas a resolver en ExamLab</w:t>
+      </w:r>
+    </w:p>
+    <w:p>
+      <w:pPr>
+        <w:spacing w:after="120"/>
+      </w:pPr>
+      <w:r>
+        <w:rPr>
+          <w:rFonts w:ascii="Calibri" w:hAnsi="Calibri" w:eastAsia="Calibri"/>
+          <w:b w:val="0"/>
+          <w:color w:val="2B2B2B"/>
+          <w:sz w:val="22"/>
+        </w:rPr>
+        <w:t>El estudiante crea y valida con EXPLAIN al menos tres indices sobre las tablas calientes de VetCare, construye una tabla historica particionada por rango de fecha y justifica cada indice frente al riesgo de sobre-indexar.</w:t>
+      </w:r>
+    </w:p>
+    <w:p>
+      <w:pPr>
+        <w:spacing w:after="120"/>
+      </w:pPr>
+      <w:r>
+        <w:rPr>
+          <w:rFonts w:ascii="Calibri" w:hAnsi="Calibri" w:eastAsia="Calibri"/>
+          <w:b w:val="0"/>
+          <w:color w:val="2B2B2B"/>
+          <w:sz w:val="22"/>
+        </w:rPr>
+        <w:t>El taller se resuelve y se entrega en ExamLab (https://examlab.lovable.app/), en el modulo Talleres. Son 5 preguntas y suman 100 puntos. Lo que sigue es lo que vas a encontrar en cada una, para que sepas de antemano en que forma se responde:</w:t>
+      </w:r>
+    </w:p>
+    <w:p>
+      <w:r>
+        <w:rPr>
+          <w:rFonts w:ascii="Calibri" w:hAnsi="Calibri" w:eastAsia="Calibri"/>
+          <w:b/>
+          <w:color w:val="2B2B2B"/>
+          <w:sz w:val="22"/>
+        </w:rPr>
+        <w:t>Pregunta 1 - SQL sobre PostgreSQL real (30 pts):</w:t>
+      </w:r>
+      <w:r>
+        <w:rPr>
+          <w:rFonts w:ascii="Calibri" w:hAnsi="Calibri" w:eastAsia="Calibri"/>
+          <w:b w:val="0"/>
+          <w:color w:val="2B2B2B"/>
+          <w:sz w:val="22"/>
+        </w:rPr>
+        <w:t xml:space="preserve"> Crear los indices de las tablas calientes y probar que se usan.</w:t>
+      </w:r>
+    </w:p>
+    <w:p>
+      <w:pPr>
+        <w:pStyle w:val="ListBullet"/>
+        <w:spacing w:after="40"/>
+      </w:pPr>
+      <w:r>
+        <w:rPr>
+          <w:rFonts w:ascii="Calibri" w:hAnsi="Calibri" w:eastAsia="Calibri"/>
+          <w:b w:val="0"/>
+          <w:color w:val="2B2B2B"/>
+          <w:sz w:val="22"/>
+        </w:rPr>
+        <w:t>Editor de SQL con una base PostgreSQL de verdad corriendo en el navegador. El esquema y los datos de partida ya vienen cargados: usted escribe y ejecuta su SQL y se guarda tanto la consulta como lo que devolvio la base.</w:t>
+      </w:r>
+    </w:p>
+    <w:p>
+      <w:r>
+        <w:rPr>
+          <w:rFonts w:ascii="Calibri" w:hAnsi="Calibri" w:eastAsia="Calibri"/>
+          <w:b/>
+          <w:color w:val="2B2B2B"/>
+          <w:sz w:val="22"/>
+        </w:rPr>
+        <w:t>Pregunta 2 - SQL sobre PostgreSQL real (20 pts):</w:t>
+      </w:r>
+      <w:r>
+        <w:rPr>
+          <w:rFonts w:ascii="Calibri" w:hAnsi="Calibri" w:eastAsia="Calibri"/>
+          <w:b w:val="0"/>
+          <w:color w:val="2B2B2B"/>
+          <w:sz w:val="22"/>
+        </w:rPr>
+        <w:t xml:space="preserve"> Orden de columnas en un indice compuesto.</w:t>
+      </w:r>
+    </w:p>
+    <w:p>
+      <w:pPr>
+        <w:pStyle w:val="ListBullet"/>
+        <w:spacing w:after="40"/>
+      </w:pPr>
+      <w:r>
+        <w:rPr>
+          <w:rFonts w:ascii="Calibri" w:hAnsi="Calibri" w:eastAsia="Calibri"/>
+          <w:b w:val="0"/>
+          <w:color w:val="2B2B2B"/>
+          <w:sz w:val="22"/>
+        </w:rPr>
+        <w:t>Editor de SQL con una base PostgreSQL de verdad corriendo en el navegador. El esquema y los datos de partida ya vienen cargados: usted escribe y ejecuta su SQL y se guarda tanto la consulta como lo que devolvio la base.</w:t>
+      </w:r>
+    </w:p>
+    <w:p>
+      <w:r>
+        <w:rPr>
+          <w:rFonts w:ascii="Calibri" w:hAnsi="Calibri" w:eastAsia="Calibri"/>
+          <w:b/>
+          <w:color w:val="2B2B2B"/>
+          <w:sz w:val="22"/>
+        </w:rPr>
+        <w:t>Pregunta 3 - SQL sobre PostgreSQL real (20 pts):</w:t>
+      </w:r>
+      <w:r>
+        <w:rPr>
+          <w:rFonts w:ascii="Calibri" w:hAnsi="Calibri" w:eastAsia="Calibri"/>
+          <w:b w:val="0"/>
+          <w:color w:val="2B2B2B"/>
+          <w:sz w:val="22"/>
+        </w:rPr>
+        <w:t xml:space="preserve"> Particionar el historico de citas por rango de fecha.</w:t>
+      </w:r>
+    </w:p>
+    <w:p>
+      <w:pPr>
+        <w:pStyle w:val="ListBullet"/>
+        <w:spacing w:after="40"/>
+      </w:pPr>
+      <w:r>
+        <w:rPr>
+          <w:rFonts w:ascii="Calibri" w:hAnsi="Calibri" w:eastAsia="Calibri"/>
+          <w:b w:val="0"/>
+          <w:color w:val="2B2B2B"/>
+          <w:sz w:val="22"/>
+        </w:rPr>
+        <w:t>Editor de SQL con una base PostgreSQL de verdad corriendo en el navegador. El esquema y los datos de partida ya vienen cargados: usted escribe y ejecuta su SQL y se guarda tanto la consulta como lo que devolvio la base.</w:t>
+      </w:r>
+    </w:p>
+    <w:p>
+      <w:r>
+        <w:rPr>
+          <w:rFonts w:ascii="Calibri" w:hAnsi="Calibri" w:eastAsia="Calibri"/>
+          <w:b/>
+          <w:color w:val="2B2B2B"/>
+          <w:sz w:val="22"/>
+        </w:rPr>
+        <w:t>Pregunta 4 - Seleccion multiple (10 pts):</w:t>
+      </w:r>
+      <w:r>
+        <w:rPr>
+          <w:rFonts w:ascii="Calibri" w:hAnsi="Calibri" w:eastAsia="Calibri"/>
+          <w:b w:val="0"/>
+          <w:color w:val="2B2B2B"/>
+          <w:sz w:val="22"/>
+        </w:rPr>
+        <w:t xml:space="preserve"> Riesgos de sobre-indexar VetCare.</w:t>
+      </w:r>
+    </w:p>
+    <w:p>
+      <w:pPr>
+        <w:pStyle w:val="ListBullet"/>
+        <w:spacing w:after="40"/>
+      </w:pPr>
+      <w:r>
+        <w:rPr>
+          <w:rFonts w:ascii="Calibri" w:hAnsi="Calibri" w:eastAsia="Calibri"/>
+          <w:b w:val="0"/>
+          <w:color w:val="2B2B2B"/>
+          <w:sz w:val="22"/>
+        </w:rPr>
+        <w:t>Varias opciones y mas de una correcta; marque todas las que apliquen.</w:t>
+      </w:r>
+    </w:p>
+    <w:p>
+      <w:r>
+        <w:rPr>
+          <w:rFonts w:ascii="Calibri" w:hAnsi="Calibri" w:eastAsia="Calibri"/>
+          <w:b/>
+          <w:color w:val="2B2B2B"/>
+          <w:sz w:val="22"/>
+        </w:rPr>
+        <w:t>Pregunta 5 - Respuesta escrita (20 pts):</w:t>
+      </w:r>
+      <w:r>
+        <w:rPr>
+          <w:rFonts w:ascii="Calibri" w:hAnsi="Calibri" w:eastAsia="Calibri"/>
+          <w:b w:val="0"/>
+          <w:color w:val="2B2B2B"/>
+          <w:sz w:val="22"/>
+        </w:rPr>
+        <w:t xml:space="preserve"> Tabla de justificacion consulta -&gt; indice.</w:t>
+      </w:r>
+    </w:p>
+    <w:p>
+      <w:pPr>
+        <w:pStyle w:val="ListBullet"/>
+        <w:spacing w:after="40"/>
+      </w:pPr>
+      <w:r>
+        <w:rPr>
+          <w:rFonts w:ascii="Calibri" w:hAnsi="Calibri" w:eastAsia="Calibri"/>
+          <w:b w:val="0"/>
+          <w:color w:val="2B2B2B"/>
+          <w:sz w:val="22"/>
+        </w:rPr>
+        <w:t>Un cuadro de texto. Se escribe directamente en la plataforma; no se sube archivo.</w:t>
+      </w:r>
+    </w:p>
+    <w:p>
+      <w:pPr>
+        <w:spacing w:after="120"/>
+      </w:pPr>
+      <w:r>
+        <w:rPr>
+          <w:rFonts w:ascii="Calibri" w:hAnsi="Calibri" w:eastAsia="Calibri"/>
+          <w:b w:val="0"/>
+          <w:color w:val="2B2B2B"/>
+          <w:sz w:val="22"/>
+        </w:rPr>
+        <w:t>Cada pregunta trae su propio enunciado completo dentro de la plataforma: puedes resolver el taller leyendo solo ExamLab. Este documento sirve para prepararte y para trabajar en equipo antes de responder.</w:t>
       </w:r>
     </w:p>
     <w:sectPr>

--- a/Bases de Datos II/Clases/Clase 7 - Indices y particionamiento/Taller PI - Clase 7 - VetCare.docx
+++ b/Bases de Datos II/Clases/Clase 7 - Indices y particionamiento/Taller PI - Clase 7 - VetCare.docx
@@ -685,7 +685,7 @@
           <w:color w:val="2B2B2B"/>
           <w:sz w:val="22"/>
         </w:rPr>
-        <w:t>Cada pregunta trae su propio enunciado completo dentro de la plataforma: puedes resolver el taller leyendo solo ExamLab. Este documento sirve para prepararte y para trabajar en equipo antes de responder.</w:t>
+        <w:t>Cada pregunta trae su propio enunciado completo dentro de la plataforma: puedes resolver el taller leyendo solo ExamLab. Este documento sirve para prepararte y conservar tus respuestas. La actividad es individual; si el docente autoriza trabajo en equipo, la entrega en ExamLab sigue siendo individual.</w:t>
       </w:r>
     </w:p>
     <w:sectPr>

--- a/Bases de Datos II/Clases/Clase 7 - Indices y particionamiento/Taller PI - Clase 7 - VetCare.docx
+++ b/Bases de Datos II/Clases/Clase 7 - Indices y particionamiento/Taller PI - Clase 7 - VetCare.docx
@@ -454,7 +454,7 @@
           <w:color w:val="2B2B2B"/>
           <w:sz w:val="22"/>
         </w:rPr>
-        <w:t xml:space="preserve"> (https://examlab.lovable.app/ · módulo Talleres) — domingo 23:59 cuando aplique.</w:t>
+        <w:t xml:space="preserve"> (https://uniaj.examlab.workers.dev/ · módulo Talleres) — domingo 23:59 cuando aplique.</w:t>
       </w:r>
     </w:p>
     <w:p>
@@ -496,7 +496,7 @@
           <w:color w:val="2B2B2B"/>
           <w:sz w:val="22"/>
         </w:rPr>
-        <w:t>El taller se resuelve y se entrega en ExamLab (https://examlab.lovable.app/), en el modulo Talleres. Son 5 preguntas y suman 100 puntos. Lo que sigue es lo que vas a encontrar en cada una, para que sepas de antemano en que forma se responde:</w:t>
+        <w:t>El taller se resuelve y se entrega en ExamLab (https://uniaj.examlab.workers.dev/), en el modulo Talleres. Son 5 preguntas y suman 100 puntos. Lo que sigue es lo que vas a encontrar en cada una, para que sepas de antemano en que forma se responde:</w:t>
       </w:r>
     </w:p>
     <w:p>

--- a/Bases de Datos II/Clases/Clase 7 - Indices y particionamiento/Taller PI - Clase 7 - VetCare.docx
+++ b/Bases de Datos II/Clases/Clase 7 - Indices y particionamiento/Taller PI - Clase 7 - VetCare.docx
@@ -56,7 +56,7 @@
           <w:color w:val="2B2B2B"/>
           <w:sz w:val="22"/>
         </w:rPr>
-        <w:t>Herramienta: DB Fiddle + draw.io (opcional)</w:t>
+        <w:t>Herramienta: ExamLab (PostgreSQL/PGlite)</w:t>
       </w:r>
     </w:p>
     <w:p>
@@ -71,7 +71,7 @@
           <w:color w:val="2B2B2B"/>
           <w:sz w:val="22"/>
         </w:rPr>
-        <w:t>Hoy avanzamos el PI en: &gt;=2 indices justificados sobre tablas calientes del PI</w:t>
+        <w:t>Hoy avanzamos el PI en: 3 indices justificados (uno parcial) + historico particionado por ano</w:t>
       </w:r>
     </w:p>
     <w:p>
@@ -109,7 +109,25 @@
           <w:color w:val="2B2B2B"/>
           <w:sz w:val="22"/>
         </w:rPr>
-        <w:t xml:space="preserve"> indices aceleran lecturas frecuentes.</w:t>
+        <w:t xml:space="preserve"> la rúbrica pide índices </w:t>
+      </w:r>
+      <w:r>
+        <w:rPr>
+          <w:rFonts w:ascii="Calibri" w:hAnsi="Calibri" w:eastAsia="Calibri"/>
+          <w:b/>
+          <w:color w:val="2B2B2B"/>
+          <w:sz w:val="22"/>
+        </w:rPr>
+        <w:t>justificados</w:t>
+      </w:r>
+      <w:r>
+        <w:rPr>
+          <w:rFonts w:ascii="Calibri" w:hAnsi="Calibri" w:eastAsia="Calibri"/>
+          <w:b w:val="0"/>
+          <w:color w:val="2B2B2B"/>
+          <w:sz w:val="22"/>
+        </w:rPr>
+        <w:t>, y una justificación es una consulta concreta más la evidencia del plan — no «indexé las columnas importantes».</w:t>
       </w:r>
     </w:p>
     <w:p>
@@ -124,7 +142,76 @@
           <w:color w:val="2B2B2B"/>
           <w:sz w:val="22"/>
         </w:rPr>
-        <w:t>Sobre-indexar castiga escrituras.</w:t>
+        <w:t xml:space="preserve">La agenda del día y la ficha del dueño son las dos pantallas que Huellitas abre </w:t>
+      </w:r>
+      <w:r>
+        <w:rPr>
+          <w:rFonts w:ascii="Calibri" w:hAnsi="Calibri" w:eastAsia="Calibri"/>
+          <w:b/>
+          <w:color w:val="2B2B2B"/>
+          <w:sz w:val="22"/>
+        </w:rPr>
+        <w:t>todo el día</w:t>
+      </w:r>
+      <w:r>
+        <w:rPr>
+          <w:rFonts w:ascii="Calibri" w:hAnsi="Calibri" w:eastAsia="Calibri"/>
+          <w:b w:val="0"/>
+          <w:color w:val="2B2B2B"/>
+          <w:sz w:val="22"/>
+        </w:rPr>
+        <w:t>: son las que pagan cada «Seq Scan» sobre 30.010 citas.</w:t>
+      </w:r>
+    </w:p>
+    <w:p>
+      <w:pPr>
+        <w:pStyle w:val="ListBullet"/>
+        <w:spacing w:after="40"/>
+      </w:pPr>
+      <w:r>
+        <w:rPr>
+          <w:rFonts w:ascii="Calibri" w:hAnsi="Calibri" w:eastAsia="Calibri"/>
+          <w:b w:val="0"/>
+          <w:color w:val="2B2B2B"/>
+          <w:sz w:val="22"/>
+        </w:rPr>
+        <w:t xml:space="preserve">Indexar de más también cuesta: cada índice se mantiene en </w:t>
+      </w:r>
+      <w:r>
+        <w:rPr>
+          <w:rFonts w:ascii="Calibri" w:hAnsi="Calibri" w:eastAsia="Calibri"/>
+          <w:b/>
+          <w:color w:val="2B2B2B"/>
+          <w:sz w:val="22"/>
+        </w:rPr>
+        <w:t>cada cita agendada</w:t>
+      </w:r>
+      <w:r>
+        <w:rPr>
+          <w:rFonts w:ascii="Calibri" w:hAnsi="Calibri" w:eastAsia="Calibri"/>
+          <w:b w:val="0"/>
+          <w:color w:val="2B2B2B"/>
+          <w:sz w:val="22"/>
+        </w:rPr>
+        <w:t xml:space="preserve">. Por eso hoy el </w:t>
+      </w:r>
+      <w:r>
+        <w:rPr>
+          <w:rFonts w:ascii="Calibri" w:hAnsi="Calibri" w:eastAsia="Calibri"/>
+          <w:b/>
+          <w:color w:val="2B2B2B"/>
+          <w:sz w:val="22"/>
+        </w:rPr>
+        <w:t>veredicto</w:t>
+      </w:r>
+      <w:r>
+        <w:rPr>
+          <w:rFonts w:ascii="Calibri" w:hAnsi="Calibri" w:eastAsia="Calibri"/>
+          <w:b w:val="0"/>
+          <w:color w:val="2B2B2B"/>
+          <w:sz w:val="22"/>
+        </w:rPr>
+        <w:t xml:space="preserve"> de cada índice vale tantos puntos como crearlo.</w:t>
       </w:r>
     </w:p>
     <w:p>
@@ -152,7 +239,7 @@
           <w:color w:val="2B2B2B"/>
           <w:sz w:val="22"/>
         </w:rPr>
-        <w:t>&gt;=2 indices justificados en tablas calientes.</w:t>
+        <w:t>Tres índices creados con nombre exacto (uno parcial) y probados con EXPLAIN antes y después, el experimento del orden de columnas en un índice compuesto, el histórico particionado por año con su poda demostrada, y la tabla de justificación que va al informe.</w:t>
       </w:r>
     </w:p>
     <w:p>
@@ -181,7 +268,220 @@
           <w:color w:val="2B2B2B"/>
           <w:sz w:val="22"/>
         </w:rPr>
-        <w:t>Candidatos: Cita(fecha), Mascota(id_dueño).</w:t>
+        <w:t xml:space="preserve">Las preguntas 1 y 2 corren sobre una base </w:t>
+      </w:r>
+      <w:r>
+        <w:rPr>
+          <w:rFonts w:ascii="Calibri" w:hAnsi="Calibri" w:eastAsia="Calibri"/>
+          <w:b/>
+          <w:color w:val="2B2B2B"/>
+          <w:sz w:val="22"/>
+        </w:rPr>
+        <w:t>con volumen</w:t>
+      </w:r>
+      <w:r>
+        <w:rPr>
+          <w:rFonts w:ascii="Calibri" w:hAnsi="Calibri" w:eastAsia="Calibri"/>
+          <w:b w:val="0"/>
+          <w:color w:val="2B2B2B"/>
+          <w:sz w:val="22"/>
+        </w:rPr>
+        <w:t xml:space="preserve">: 2.006 duenos, 5.008 mascotas, 16 veterinarios y </w:t>
+      </w:r>
+      <w:r>
+        <w:rPr>
+          <w:rFonts w:ascii="Calibri" w:hAnsi="Calibri" w:eastAsia="Calibri"/>
+          <w:b/>
+          <w:color w:val="2B2B2B"/>
+          <w:sz w:val="22"/>
+        </w:rPr>
+        <w:t>30.010 citas</w:t>
+      </w:r>
+      <w:r>
+        <w:rPr>
+          <w:rFonts w:ascii="Calibri" w:hAnsi="Calibri" w:eastAsia="Calibri"/>
+          <w:b w:val="0"/>
+          <w:color w:val="2B2B2B"/>
+          <w:sz w:val="22"/>
+        </w:rPr>
+        <w:t xml:space="preserve"> entre el 2026-01-05 y el 2026-07-23. «ANALYZE» ya está corrido y </w:t>
+      </w:r>
+      <w:r>
+        <w:rPr>
+          <w:rFonts w:ascii="Calibri" w:hAnsi="Calibri" w:eastAsia="Calibri"/>
+          <w:b/>
+          <w:color w:val="2B2B2B"/>
+          <w:sz w:val="22"/>
+        </w:rPr>
+        <w:t>no hay ningún índice</w:t>
+      </w:r>
+      <w:r>
+        <w:rPr>
+          <w:rFonts w:ascii="Calibri" w:hAnsi="Calibri" w:eastAsia="Calibri"/>
+          <w:b w:val="0"/>
+          <w:color w:val="2B2B2B"/>
+          <w:sz w:val="22"/>
+        </w:rPr>
+        <w:t xml:space="preserve"> más allá de las PK: los creas tú.</w:t>
+      </w:r>
+    </w:p>
+    <w:p>
+      <w:pPr>
+        <w:pStyle w:val="ListBullet"/>
+        <w:spacing w:after="40"/>
+      </w:pPr>
+      <w:r>
+        <w:rPr>
+          <w:rFonts w:ascii="Calibri" w:hAnsi="Calibri" w:eastAsia="Calibri"/>
+          <w:b w:val="0"/>
+          <w:color w:val="2B2B2B"/>
+          <w:sz w:val="22"/>
+        </w:rPr>
+        <w:t xml:space="preserve">Las dos consultas frecuentes vienen </w:t>
+      </w:r>
+      <w:r>
+        <w:rPr>
+          <w:rFonts w:ascii="Calibri" w:hAnsi="Calibri" w:eastAsia="Calibri"/>
+          <w:b/>
+          <w:color w:val="2B2B2B"/>
+          <w:sz w:val="22"/>
+        </w:rPr>
+        <w:t>escritas en el enunciado</w:t>
+      </w:r>
+      <w:r>
+        <w:rPr>
+          <w:rFonts w:ascii="Calibri" w:hAnsi="Calibri" w:eastAsia="Calibri"/>
+          <w:b w:val="0"/>
+          <w:color w:val="2B2B2B"/>
+          <w:sz w:val="22"/>
+        </w:rPr>
+        <w:t xml:space="preserve"> y no se cambian: la agenda del día filtra «cita» por rango de «fecha_hora» y por «estado = 'PROGRAMADA'»; la ficha del dueño filtra «mascota» por «id_dueno».</w:t>
+      </w:r>
+    </w:p>
+    <w:p>
+      <w:pPr>
+        <w:pStyle w:val="ListBullet"/>
+        <w:spacing w:after="40"/>
+      </w:pPr>
+      <w:r>
+        <w:rPr>
+          <w:rFonts w:ascii="Calibri" w:hAnsi="Calibri" w:eastAsia="Calibri"/>
+          <w:b w:val="0"/>
+          <w:color w:val="2B2B2B"/>
+          <w:sz w:val="22"/>
+        </w:rPr>
+        <w:t xml:space="preserve">La pregunta 3 usa </w:t>
+      </w:r>
+      <w:r>
+        <w:rPr>
+          <w:rFonts w:ascii="Calibri" w:hAnsi="Calibri" w:eastAsia="Calibri"/>
+          <w:b/>
+          <w:color w:val="2B2B2B"/>
+          <w:sz w:val="22"/>
+        </w:rPr>
+        <w:t>otra</w:t>
+      </w:r>
+      <w:r>
+        <w:rPr>
+          <w:rFonts w:ascii="Calibri" w:hAnsi="Calibri" w:eastAsia="Calibri"/>
+          <w:b w:val="0"/>
+          <w:color w:val="2B2B2B"/>
+          <w:sz w:val="22"/>
+        </w:rPr>
+        <w:t xml:space="preserve"> base, a propósito: </w:t>
+      </w:r>
+      <w:r>
+        <w:rPr>
+          <w:rFonts w:ascii="Calibri" w:hAnsi="Calibri" w:eastAsia="Calibri"/>
+          <w:b/>
+          <w:color w:val="2B2B2B"/>
+          <w:sz w:val="22"/>
+        </w:rPr>
+        <w:t>5.010 citas</w:t>
+      </w:r>
+      <w:r>
+        <w:rPr>
+          <w:rFonts w:ascii="Calibri" w:hAnsi="Calibri" w:eastAsia="Calibri"/>
+          <w:b w:val="0"/>
+          <w:color w:val="2B2B2B"/>
+          <w:sz w:val="22"/>
+        </w:rPr>
+        <w:t xml:space="preserve"> repartidas entre enero de 2025 y diciembre de 2026, para que haya dos años que particionar. Si ves 5.010 donde esperabas 30.010, </w:t>
+      </w:r>
+      <w:r>
+        <w:rPr>
+          <w:rFonts w:ascii="Calibri" w:hAnsi="Calibri" w:eastAsia="Calibri"/>
+          <w:b/>
+          <w:color w:val="2B2B2B"/>
+          <w:sz w:val="22"/>
+        </w:rPr>
+        <w:t>no es un error</w:t>
+      </w:r>
+      <w:r>
+        <w:rPr>
+          <w:rFonts w:ascii="Calibri" w:hAnsi="Calibri" w:eastAsia="Calibri"/>
+          <w:b w:val="0"/>
+          <w:color w:val="2B2B2B"/>
+          <w:sz w:val="22"/>
+        </w:rPr>
+        <w:t>.</w:t>
+      </w:r>
+    </w:p>
+    <w:p>
+      <w:pPr>
+        <w:pStyle w:val="ListBullet"/>
+        <w:spacing w:after="40"/>
+      </w:pPr>
+      <w:r>
+        <w:rPr>
+          <w:rFonts w:ascii="Calibri" w:hAnsi="Calibri" w:eastAsia="Calibri"/>
+          <w:b/>
+          <w:color w:val="2B2B2B"/>
+          <w:sz w:val="22"/>
+        </w:rPr>
+        <w:t>Motor:</w:t>
+      </w:r>
+      <w:r>
+        <w:rPr>
+          <w:rFonts w:ascii="Calibri" w:hAnsi="Calibri" w:eastAsia="Calibri"/>
+          <w:b w:val="0"/>
+          <w:color w:val="2B2B2B"/>
+          <w:sz w:val="22"/>
+        </w:rPr>
+        <w:t xml:space="preserve"> PostgreSQL dentro de ExamLab, en el navegador. «EXPLAIN ANALYZE», los índices parciales, «PARTITION BY RANGE» y la poda de particiones corren de verdad; ahí se califica.</w:t>
+      </w:r>
+    </w:p>
+    <w:p>
+      <w:pPr>
+        <w:pStyle w:val="ListBullet"/>
+        <w:spacing w:after="40"/>
+      </w:pPr>
+      <w:r>
+        <w:rPr>
+          <w:rFonts w:ascii="Calibri" w:hAnsi="Calibri" w:eastAsia="Calibri"/>
+          <w:b w:val="0"/>
+          <w:color w:val="2B2B2B"/>
+          <w:sz w:val="22"/>
+        </w:rPr>
+        <w:t xml:space="preserve">Los nombres del curso son </w:t>
+      </w:r>
+      <w:r>
+        <w:rPr>
+          <w:rFonts w:ascii="Calibri" w:hAnsi="Calibri" w:eastAsia="Calibri"/>
+          <w:b/>
+          <w:color w:val="2B2B2B"/>
+          <w:sz w:val="22"/>
+        </w:rPr>
+        <w:t>minúsculas y sin eñes</w:t>
+      </w:r>
+      <w:r>
+        <w:rPr>
+          <w:rFonts w:ascii="Calibri" w:hAnsi="Calibri" w:eastAsia="Calibri"/>
+          <w:b w:val="0"/>
+          <w:color w:val="2B2B2B"/>
+          <w:sz w:val="22"/>
+        </w:rPr>
+        <w:t>: las tablas son «dueno», «mascota» y «cita», y la columna es «id_dueno». Un «Mascota(id_dueño)» no compila.</w:t>
       </w:r>
     </w:p>
     <w:p>
@@ -210,7 +510,7 @@
           <w:color w:val="2B2B2B"/>
           <w:sz w:val="22"/>
         </w:rPr>
-        <w:t>Identificar 2 consultas frecuentes del PI.</w:t>
+        <w:t>Medir la linea base con EXPLAIN ANALYZE de las dos consultas frecuentes: hay que ver Seq Scan.</w:t>
       </w:r>
     </w:p>
     <w:p>
@@ -225,7 +525,7 @@
           <w:color w:val="2B2B2B"/>
           <w:sz w:val="22"/>
         </w:rPr>
-        <w:t>Proponer y crear &gt;=2 indices con nombre claro.</w:t>
+        <w:t>Crear los tres indices con el nombre exacto, incluido el parcial idx_cita_programada_fecha, y correr ANALYZE.</w:t>
       </w:r>
     </w:p>
     <w:p>
@@ -240,7 +540,7 @@
           <w:color w:val="2B2B2B"/>
           <w:sz w:val="22"/>
         </w:rPr>
-        <w:t>Justificar columna, cardinalidad y riesgo de sobre-indexar.</w:t>
+        <w:t>Repetir los EXPLAIN y decir cual indice eligio el planeador y por que.</w:t>
       </w:r>
     </w:p>
     <w:p>
@@ -255,7 +555,22 @@
           <w:color w:val="2B2B2B"/>
           <w:sz w:val="22"/>
         </w:rPr>
-        <w:t>Opcional: diagrama tabla caliente -&gt; indices en Excalidraw.</w:t>
+        <w:t>Construir cita_hist particionada por ano, migrar las citas y demostrar el enrutamiento y la poda.</w:t>
+      </w:r>
+    </w:p>
+    <w:p>
+      <w:pPr>
+        <w:pStyle w:val="ListBullet"/>
+        <w:spacing w:after="40"/>
+      </w:pPr>
+      <w:r>
+        <w:rPr>
+          <w:rFonts w:ascii="Calibri" w:hAnsi="Calibri" w:eastAsia="Calibri"/>
+          <w:b w:val="0"/>
+          <w:color w:val="2B2B2B"/>
+          <w:sz w:val="22"/>
+        </w:rPr>
+        <w:t>Llenar la tabla de justificacion consulta-&gt;indice (7 columnas) y el veredicto de particionamiento.</w:t>
       </w:r>
     </w:p>
     <w:p>
@@ -269,7 +584,664 @@
           <w:color w:val="095292"/>
           <w:sz w:val="24"/>
         </w:rPr>
-        <w:t>5. Entregable</w:t>
+        <w:t>5. Plantilla del entregable (copia esto y llenalo)</w:t>
+      </w:r>
+    </w:p>
+    <w:p>
+      <w:pPr>
+        <w:spacing w:after="120"/>
+      </w:pPr>
+      <w:r>
+        <w:rPr>
+          <w:rFonts w:ascii="Calibri" w:hAnsi="Calibri" w:eastAsia="Calibri"/>
+          <w:b w:val="0"/>
+          <w:color w:val="2B2B2B"/>
+          <w:sz w:val="20"/>
+        </w:rPr>
+        <w:t>Estos son exactamente los campos que califica ExamLab. Copia el bloque tal cual en tu documento, llenalo, y pega cada parte en la pregunta que corresponda.</w:t>
+      </w:r>
+    </w:p>
+    <w:p>
+      <w:pPr>
+        <w:spacing w:after="0"/>
+        <w:shd w:val="clear" w:fill="F2F2F3"/>
+      </w:pPr>
+      <w:r>
+        <w:rPr>
+          <w:rFonts w:ascii="Consolas" w:hAnsi="Consolas" w:eastAsia="Consolas"/>
+          <w:b w:val="0"/>
+          <w:color w:val="2B2B2B"/>
+          <w:sz w:val="18"/>
+        </w:rPr>
+        <w:t>A) TABLA DE JUSTIFICACION CONSULTA -&gt; INDICE  —  pregunta 5</w:t>
+      </w:r>
+    </w:p>
+    <w:p>
+      <w:pPr>
+        <w:spacing w:after="0"/>
+        <w:shd w:val="clear" w:fill="F2F2F3"/>
+      </w:pPr>
+      <w:r>
+        <w:rPr>
+          <w:rFonts w:ascii="Consolas" w:hAnsi="Consolas" w:eastAsia="Consolas"/>
+          <w:b w:val="0"/>
+          <w:color w:val="2B2B2B"/>
+          <w:sz w:val="18"/>
+        </w:rPr>
+        <w:t xml:space="preserve">   Una fila por indice, minimo 3 (los que creaste en las preguntas 1 y 2). Las 7</w:t>
+      </w:r>
+    </w:p>
+    <w:p>
+      <w:pPr>
+        <w:spacing w:after="0"/>
+        <w:shd w:val="clear" w:fill="F2F2F3"/>
+      </w:pPr>
+      <w:r>
+        <w:rPr>
+          <w:rFonts w:ascii="Consolas" w:hAnsi="Consolas" w:eastAsia="Consolas"/>
+          <w:b w:val="0"/>
+          <w:color w:val="2B2B2B"/>
+          <w:sz w:val="18"/>
+        </w:rPr>
+        <w:t xml:space="preserve">   columnas se califican; una fila con 4 columnas llenas es una fila incompleta.</w:t>
+      </w:r>
+    </w:p>
+    <w:p>
+      <w:pPr>
+        <w:spacing w:after="0"/>
+        <w:shd w:val="clear" w:fill="F2F2F3"/>
+      </w:pPr>
+      <w:r>
+        <w:rPr>
+          <w:rFonts w:ascii="Consolas" w:hAnsi="Consolas" w:eastAsia="Consolas"/>
+          <w:b w:val="0"/>
+          <w:color w:val="2B2B2B"/>
+          <w:sz w:val="18"/>
+        </w:rPr>
+        <w:t xml:space="preserve">   Cabe en horizontal, pero si no te cabe, usa el bloque de abajo por indice.</w:t>
+      </w:r>
+    </w:p>
+    <w:p>
+      <w:pPr>
+        <w:spacing w:after="0"/>
+        <w:shd w:val="clear" w:fill="F2F2F3"/>
+      </w:pPr>
+      <w:r>
+        <w:rPr>
+          <w:rFonts w:ascii="Consolas" w:hAnsi="Consolas" w:eastAsia="Consolas"/>
+          <w:b w:val="0"/>
+          <w:color w:val="2B2B2B"/>
+          <w:sz w:val="18"/>
+        </w:rPr>
+        <w:t xml:space="preserve"> </w:t>
+      </w:r>
+    </w:p>
+    <w:p>
+      <w:pPr>
+        <w:spacing w:after="0"/>
+        <w:shd w:val="clear" w:fill="F2F2F3"/>
+      </w:pPr>
+      <w:r>
+        <w:rPr>
+          <w:rFonts w:ascii="Consolas" w:hAnsi="Consolas" w:eastAsia="Consolas"/>
+          <w:b w:val="0"/>
+          <w:color w:val="2B2B2B"/>
+          <w:sz w:val="18"/>
+        </w:rPr>
+        <w:t xml:space="preserve">   | Indice | Tabla y columnas | Consulta del PI que lo usa | Cardinalidad estimada de la columna lider | Evidencia en EXPLAIN | Costo de mantenimiento | Veredicto |</w:t>
+      </w:r>
+    </w:p>
+    <w:p>
+      <w:pPr>
+        <w:spacing w:after="0"/>
+        <w:shd w:val="clear" w:fill="F2F2F3"/>
+      </w:pPr>
+      <w:r>
+        <w:rPr>
+          <w:rFonts w:ascii="Consolas" w:hAnsi="Consolas" w:eastAsia="Consolas"/>
+          <w:b w:val="0"/>
+          <w:color w:val="2B2B2B"/>
+          <w:sz w:val="18"/>
+        </w:rPr>
+        <w:t xml:space="preserve">   |--------|------------------|----------------------------|--------------------------------------|----------------------|------------------------|-----------|</w:t>
+      </w:r>
+    </w:p>
+    <w:p>
+      <w:pPr>
+        <w:spacing w:after="0"/>
+        <w:shd w:val="clear" w:fill="F2F2F3"/>
+      </w:pPr>
+      <w:r>
+        <w:rPr>
+          <w:rFonts w:ascii="Consolas" w:hAnsi="Consolas" w:eastAsia="Consolas"/>
+          <w:b w:val="0"/>
+          <w:color w:val="2B2B2B"/>
+          <w:sz w:val="18"/>
+        </w:rPr>
+        <w:t xml:space="preserve">   |        |                  |                            |                                      |                      |                        |           |</w:t>
+      </w:r>
+    </w:p>
+    <w:p>
+      <w:pPr>
+        <w:spacing w:after="0"/>
+        <w:shd w:val="clear" w:fill="F2F2F3"/>
+      </w:pPr>
+      <w:r>
+        <w:rPr>
+          <w:rFonts w:ascii="Consolas" w:hAnsi="Consolas" w:eastAsia="Consolas"/>
+          <w:b w:val="0"/>
+          <w:color w:val="2B2B2B"/>
+          <w:sz w:val="18"/>
+        </w:rPr>
+        <w:t xml:space="preserve"> </w:t>
+      </w:r>
+    </w:p>
+    <w:p>
+      <w:pPr>
+        <w:spacing w:after="0"/>
+        <w:shd w:val="clear" w:fill="F2F2F3"/>
+      </w:pPr>
+      <w:r>
+        <w:rPr>
+          <w:rFonts w:ascii="Consolas" w:hAnsi="Consolas" w:eastAsia="Consolas"/>
+          <w:b w:val="0"/>
+          <w:color w:val="2B2B2B"/>
+          <w:sz w:val="18"/>
+        </w:rPr>
+        <w:t xml:space="preserve">   Un bloque por indice, si prefieres escribirlo asi (repite los 7 renglones):</w:t>
+      </w:r>
+    </w:p>
+    <w:p>
+      <w:pPr>
+        <w:spacing w:after="0"/>
+        <w:shd w:val="clear" w:fill="F2F2F3"/>
+      </w:pPr>
+      <w:r>
+        <w:rPr>
+          <w:rFonts w:ascii="Consolas" w:hAnsi="Consolas" w:eastAsia="Consolas"/>
+          <w:b w:val="0"/>
+          <w:color w:val="2B2B2B"/>
+          <w:sz w:val="18"/>
+        </w:rPr>
+        <w:t xml:space="preserve"> </w:t>
+      </w:r>
+    </w:p>
+    <w:p>
+      <w:pPr>
+        <w:spacing w:after="0"/>
+        <w:shd w:val="clear" w:fill="F2F2F3"/>
+      </w:pPr>
+      <w:r>
+        <w:rPr>
+          <w:rFonts w:ascii="Consolas" w:hAnsi="Consolas" w:eastAsia="Consolas"/>
+          <w:b w:val="0"/>
+          <w:color w:val="2B2B2B"/>
+          <w:sz w:val="18"/>
+        </w:rPr>
+        <w:t xml:space="preserve">   INDICE 1</w:t>
+      </w:r>
+    </w:p>
+    <w:p>
+      <w:pPr>
+        <w:spacing w:after="0"/>
+        <w:shd w:val="clear" w:fill="F2F2F3"/>
+      </w:pPr>
+      <w:r>
+        <w:rPr>
+          <w:rFonts w:ascii="Consolas" w:hAnsi="Consolas" w:eastAsia="Consolas"/>
+          <w:b w:val="0"/>
+          <w:color w:val="2B2B2B"/>
+          <w:sz w:val="18"/>
+        </w:rPr>
+        <w:t xml:space="preserve">     Indice ....................: ______________________________  (nombre exacto)</w:t>
+      </w:r>
+    </w:p>
+    <w:p>
+      <w:pPr>
+        <w:spacing w:after="0"/>
+        <w:shd w:val="clear" w:fill="F2F2F3"/>
+      </w:pPr>
+      <w:r>
+        <w:rPr>
+          <w:rFonts w:ascii="Consolas" w:hAnsi="Consolas" w:eastAsia="Consolas"/>
+          <w:b w:val="0"/>
+          <w:color w:val="2B2B2B"/>
+          <w:sz w:val="18"/>
+        </w:rPr>
+        <w:t xml:space="preserve">     Tabla y columnas ..........: ________ ( ____________________ )</w:t>
+      </w:r>
+    </w:p>
+    <w:p>
+      <w:pPr>
+        <w:spacing w:after="0"/>
+        <w:shd w:val="clear" w:fill="F2F2F3"/>
+      </w:pPr>
+      <w:r>
+        <w:rPr>
+          <w:rFonts w:ascii="Consolas" w:hAnsi="Consolas" w:eastAsia="Consolas"/>
+          <w:b w:val="0"/>
+          <w:color w:val="2B2B2B"/>
+          <w:sz w:val="18"/>
+        </w:rPr>
+        <w:t xml:space="preserve">     Consulta del PI que lo usa : [la pantalla o el reporte, no «varias consultas»]</w:t>
+      </w:r>
+    </w:p>
+    <w:p>
+      <w:pPr>
+        <w:spacing w:after="0"/>
+        <w:shd w:val="clear" w:fill="F2F2F3"/>
+      </w:pPr>
+      <w:r>
+        <w:rPr>
+          <w:rFonts w:ascii="Consolas" w:hAnsi="Consolas" w:eastAsia="Consolas"/>
+          <w:b w:val="0"/>
+          <w:color w:val="2B2B2B"/>
+          <w:sz w:val="18"/>
+        </w:rPr>
+        <w:t xml:space="preserve">     Cardinalidad de la lider ..: ______ valores distintos  -&gt;  alta / baja</w:t>
+      </w:r>
+    </w:p>
+    <w:p>
+      <w:pPr>
+        <w:spacing w:after="0"/>
+        <w:shd w:val="clear" w:fill="F2F2F3"/>
+      </w:pPr>
+      <w:r>
+        <w:rPr>
+          <w:rFonts w:ascii="Consolas" w:hAnsi="Consolas" w:eastAsia="Consolas"/>
+          <w:b w:val="0"/>
+          <w:color w:val="2B2B2B"/>
+          <w:sz w:val="18"/>
+        </w:rPr>
+        <w:t xml:space="preserve">        y por que eso lo hace util o inutil: [ ... ]</w:t>
+      </w:r>
+    </w:p>
+    <w:p>
+      <w:pPr>
+        <w:spacing w:after="0"/>
+        <w:shd w:val="clear" w:fill="F2F2F3"/>
+      </w:pPr>
+      <w:r>
+        <w:rPr>
+          <w:rFonts w:ascii="Consolas" w:hAnsi="Consolas" w:eastAsia="Consolas"/>
+          <w:b w:val="0"/>
+          <w:color w:val="2B2B2B"/>
+          <w:sz w:val="18"/>
+        </w:rPr>
+        <w:t xml:space="preserve">     Evidencia en EXPLAIN ......: nodo: ____________________________________</w:t>
+      </w:r>
+    </w:p>
+    <w:p>
+      <w:pPr>
+        <w:spacing w:after="0"/>
+        <w:shd w:val="clear" w:fill="F2F2F3"/>
+      </w:pPr>
+      <w:r>
+        <w:rPr>
+          <w:rFonts w:ascii="Consolas" w:hAnsi="Consolas" w:eastAsia="Consolas"/>
+          <w:b w:val="0"/>
+          <w:color w:val="2B2B2B"/>
+          <w:sz w:val="18"/>
+        </w:rPr>
+        <w:t xml:space="preserve">        («Index Scan using ...», «Bitmap Heap Scan»)   tiempo: ____ ms -&gt; ____ ms</w:t>
+      </w:r>
+    </w:p>
+    <w:p>
+      <w:pPr>
+        <w:spacing w:after="0"/>
+        <w:shd w:val="clear" w:fill="F2F2F3"/>
+      </w:pPr>
+      <w:r>
+        <w:rPr>
+          <w:rFonts w:ascii="Consolas" w:hAnsi="Consolas" w:eastAsia="Consolas"/>
+          <w:b w:val="0"/>
+          <w:color w:val="2B2B2B"/>
+          <w:sz w:val="18"/>
+        </w:rPr>
+        <w:t xml:space="preserve">     Costo de mantenimiento ....: que escritura de VetCare lo paga: [ ... ]</w:t>
+      </w:r>
+    </w:p>
+    <w:p>
+      <w:pPr>
+        <w:spacing w:after="0"/>
+        <w:shd w:val="clear" w:fill="F2F2F3"/>
+      </w:pPr>
+      <w:r>
+        <w:rPr>
+          <w:rFonts w:ascii="Consolas" w:hAnsi="Consolas" w:eastAsia="Consolas"/>
+          <w:b w:val="0"/>
+          <w:color w:val="2B2B2B"/>
+          <w:sz w:val="18"/>
+        </w:rPr>
+        <w:t xml:space="preserve">     Veredicto .................: se queda / se cambia por parcial / se cambia por</w:t>
+      </w:r>
+    </w:p>
+    <w:p>
+      <w:pPr>
+        <w:spacing w:after="0"/>
+        <w:shd w:val="clear" w:fill="F2F2F3"/>
+      </w:pPr>
+      <w:r>
+        <w:rPr>
+          <w:rFonts w:ascii="Consolas" w:hAnsi="Consolas" w:eastAsia="Consolas"/>
+          <w:b w:val="0"/>
+          <w:color w:val="2B2B2B"/>
+          <w:sz w:val="18"/>
+        </w:rPr>
+        <w:t xml:space="preserve">                                  compuesto / se descarta   -&gt;  ______________</w:t>
+      </w:r>
+    </w:p>
+    <w:p>
+      <w:pPr>
+        <w:spacing w:after="0"/>
+        <w:shd w:val="clear" w:fill="F2F2F3"/>
+      </w:pPr>
+      <w:r>
+        <w:rPr>
+          <w:rFonts w:ascii="Consolas" w:hAnsi="Consolas" w:eastAsia="Consolas"/>
+          <w:b w:val="0"/>
+          <w:color w:val="2B2B2B"/>
+          <w:sz w:val="18"/>
+        </w:rPr>
+        <w:t xml:space="preserve"> </w:t>
+      </w:r>
+    </w:p>
+    <w:p>
+      <w:pPr>
+        <w:spacing w:after="0"/>
+        <w:shd w:val="clear" w:fill="F2F2F3"/>
+      </w:pPr>
+      <w:r>
+        <w:rPr>
+          <w:rFonts w:ascii="Consolas" w:hAnsi="Consolas" w:eastAsia="Consolas"/>
+          <w:b w:val="0"/>
+          <w:color w:val="2B2B2B"/>
+          <w:sz w:val="18"/>
+        </w:rPr>
+        <w:t>B) REGLA DE SOBRE-INDEXACION QUE ADOPTAS  —  pregunta 5, parrafo 1</w:t>
+      </w:r>
+    </w:p>
+    <w:p>
+      <w:pPr>
+        <w:spacing w:after="0"/>
+        <w:shd w:val="clear" w:fill="F2F2F3"/>
+      </w:pPr>
+      <w:r>
+        <w:rPr>
+          <w:rFonts w:ascii="Consolas" w:hAnsi="Consolas" w:eastAsia="Consolas"/>
+          <w:b w:val="0"/>
+          <w:color w:val="2B2B2B"/>
+          <w:sz w:val="18"/>
+        </w:rPr>
+        <w:t xml:space="preserve">   Tiene que ser verificable: alguien debe poder mirar tu proyecto y decir si la</w:t>
+      </w:r>
+    </w:p>
+    <w:p>
+      <w:pPr>
+        <w:spacing w:after="0"/>
+        <w:shd w:val="clear" w:fill="F2F2F3"/>
+      </w:pPr>
+      <w:r>
+        <w:rPr>
+          <w:rFonts w:ascii="Consolas" w:hAnsi="Consolas" w:eastAsia="Consolas"/>
+          <w:b w:val="0"/>
+          <w:color w:val="2B2B2B"/>
+          <w:sz w:val="18"/>
+        </w:rPr>
+        <w:t xml:space="preserve">   cumpliste o no. «Voy a indexar con cuidado» no es una regla.</w:t>
+      </w:r>
+    </w:p>
+    <w:p>
+      <w:pPr>
+        <w:spacing w:after="0"/>
+        <w:shd w:val="clear" w:fill="F2F2F3"/>
+      </w:pPr>
+      <w:r>
+        <w:rPr>
+          <w:rFonts w:ascii="Consolas" w:hAnsi="Consolas" w:eastAsia="Consolas"/>
+          <w:b w:val="0"/>
+          <w:color w:val="2B2B2B"/>
+          <w:sz w:val="18"/>
+        </w:rPr>
+        <w:t xml:space="preserve">   [ ... ]</w:t>
+      </w:r>
+    </w:p>
+    <w:p>
+      <w:pPr>
+        <w:spacing w:after="0"/>
+        <w:shd w:val="clear" w:fill="F2F2F3"/>
+      </w:pPr>
+      <w:r>
+        <w:rPr>
+          <w:rFonts w:ascii="Consolas" w:hAnsi="Consolas" w:eastAsia="Consolas"/>
+          <w:b w:val="0"/>
+          <w:color w:val="2B2B2B"/>
+          <w:sz w:val="18"/>
+        </w:rPr>
+        <w:t xml:space="preserve"> </w:t>
+      </w:r>
+    </w:p>
+    <w:p>
+      <w:pPr>
+        <w:spacing w:after="0"/>
+        <w:shd w:val="clear" w:fill="F2F2F3"/>
+      </w:pPr>
+      <w:r>
+        <w:rPr>
+          <w:rFonts w:ascii="Consolas" w:hAnsi="Consolas" w:eastAsia="Consolas"/>
+          <w:b w:val="0"/>
+          <w:color w:val="2B2B2B"/>
+          <w:sz w:val="18"/>
+        </w:rPr>
+        <w:t>C) PARTICIONAMIENTO: VEREDICTO PARA VETCARE  —  pregunta 5, parrafo 2</w:t>
+      </w:r>
+    </w:p>
+    <w:p>
+      <w:pPr>
+        <w:spacing w:after="0"/>
+        <w:shd w:val="clear" w:fill="F2F2F3"/>
+      </w:pPr>
+      <w:r>
+        <w:rPr>
+          <w:rFonts w:ascii="Consolas" w:hAnsi="Consolas" w:eastAsia="Consolas"/>
+          <w:b w:val="0"/>
+          <w:color w:val="2B2B2B"/>
+          <w:sz w:val="18"/>
+        </w:rPr>
+        <w:t xml:space="preserve">   Los tres renglones se califican por separado.</w:t>
+      </w:r>
+    </w:p>
+    <w:p>
+      <w:pPr>
+        <w:spacing w:after="0"/>
+        <w:shd w:val="clear" w:fill="F2F2F3"/>
+      </w:pPr>
+      <w:r>
+        <w:rPr>
+          <w:rFonts w:ascii="Consolas" w:hAnsi="Consolas" w:eastAsia="Consolas"/>
+          <w:b w:val="0"/>
+          <w:color w:val="2B2B2B"/>
+          <w:sz w:val="18"/>
+        </w:rPr>
+        <w:t xml:space="preserve"> </w:t>
+      </w:r>
+    </w:p>
+    <w:p>
+      <w:pPr>
+        <w:spacing w:after="0"/>
+        <w:shd w:val="clear" w:fill="F2F2F3"/>
+      </w:pPr>
+      <w:r>
+        <w:rPr>
+          <w:rFonts w:ascii="Consolas" w:hAnsi="Consolas" w:eastAsia="Consolas"/>
+          <w:b w:val="0"/>
+          <w:color w:val="2B2B2B"/>
+          <w:sz w:val="18"/>
+        </w:rPr>
+        <w:t xml:space="preserve">   1) Volumen que espera Huellitas, con TUS numeros:</w:t>
+      </w:r>
+    </w:p>
+    <w:p>
+      <w:pPr>
+        <w:spacing w:after="0"/>
+        <w:shd w:val="clear" w:fill="F2F2F3"/>
+      </w:pPr>
+      <w:r>
+        <w:rPr>
+          <w:rFonts w:ascii="Consolas" w:hAnsi="Consolas" w:eastAsia="Consolas"/>
+          <w:b w:val="0"/>
+          <w:color w:val="2B2B2B"/>
+          <w:sz w:val="18"/>
+        </w:rPr>
+        <w:t xml:space="preserve">      ______ citas por dia  x  ______ dias de operacion al ano  =  ______ citas/ano</w:t>
+      </w:r>
+    </w:p>
+    <w:p>
+      <w:pPr>
+        <w:spacing w:after="0"/>
+        <w:shd w:val="clear" w:fill="F2F2F3"/>
+      </w:pPr>
+      <w:r>
+        <w:rPr>
+          <w:rFonts w:ascii="Consolas" w:hAnsi="Consolas" w:eastAsia="Consolas"/>
+          <w:b w:val="0"/>
+          <w:color w:val="2B2B2B"/>
+          <w:sz w:val="18"/>
+        </w:rPr>
+        <w:t xml:space="preserve">      A ______ anos de historia:  ______ citas en total</w:t>
+      </w:r>
+    </w:p>
+    <w:p>
+      <w:pPr>
+        <w:spacing w:after="0"/>
+        <w:shd w:val="clear" w:fill="F2F2F3"/>
+      </w:pPr>
+      <w:r>
+        <w:rPr>
+          <w:rFonts w:ascii="Consolas" w:hAnsi="Consolas" w:eastAsia="Consolas"/>
+          <w:b w:val="0"/>
+          <w:color w:val="2B2B2B"/>
+          <w:sz w:val="18"/>
+        </w:rPr>
+        <w:t xml:space="preserve">   2) Veredicto:   particionar cita  SI  /  NO   -&gt;  ______</w:t>
+      </w:r>
+    </w:p>
+    <w:p>
+      <w:pPr>
+        <w:spacing w:after="0"/>
+        <w:shd w:val="clear" w:fill="F2F2F3"/>
+      </w:pPr>
+      <w:r>
+        <w:rPr>
+          <w:rFonts w:ascii="Consolas" w:hAnsi="Consolas" w:eastAsia="Consolas"/>
+          <w:b w:val="0"/>
+          <w:color w:val="2B2B2B"/>
+          <w:sz w:val="18"/>
+        </w:rPr>
+        <w:t xml:space="preserve">      Por que, atado al numero de arriba: [ ... ]</w:t>
+      </w:r>
+    </w:p>
+    <w:p>
+      <w:pPr>
+        <w:spacing w:after="0"/>
+        <w:shd w:val="clear" w:fill="F2F2F3"/>
+      </w:pPr>
+      <w:r>
+        <w:rPr>
+          <w:rFonts w:ascii="Consolas" w:hAnsi="Consolas" w:eastAsia="Consolas"/>
+          <w:b w:val="0"/>
+          <w:color w:val="2B2B2B"/>
+          <w:sz w:val="18"/>
+        </w:rPr>
+        <w:t xml:space="preserve">   3) Lo que demostraste hoy, y lo que no:</w:t>
+      </w:r>
+    </w:p>
+    <w:p>
+      <w:pPr>
+        <w:spacing w:after="0"/>
+        <w:shd w:val="clear" w:fill="F2F2F3"/>
+      </w:pPr>
+      <w:r>
+        <w:rPr>
+          <w:rFonts w:ascii="Consolas" w:hAnsi="Consolas" w:eastAsia="Consolas"/>
+          <w:b w:val="0"/>
+          <w:color w:val="2B2B2B"/>
+          <w:sz w:val="18"/>
+        </w:rPr>
+        <w:t xml:space="preserve">      Con 5.010 filas la ganancia de RENDIMIENTO no es apreciable  &lt;-- decirlo suma</w:t>
+      </w:r>
+    </w:p>
+    <w:p>
+      <w:pPr>
+        <w:spacing w:after="0"/>
+        <w:shd w:val="clear" w:fill="F2F2F3"/>
+      </w:pPr>
+      <w:r>
+        <w:rPr>
+          <w:rFonts w:ascii="Consolas" w:hAnsi="Consolas" w:eastAsia="Consolas"/>
+          <w:b w:val="0"/>
+          <w:color w:val="2B2B2B"/>
+          <w:sz w:val="18"/>
+        </w:rPr>
+        <w:t xml:space="preserve">      Lo que si quedo comprobado: la poda de particiones en el plan (solo aparecio</w:t>
+      </w:r>
+    </w:p>
+    <w:p>
+      <w:pPr>
+        <w:spacing w:after="0"/>
+        <w:shd w:val="clear" w:fill="F2F2F3"/>
+      </w:pPr>
+      <w:r>
+        <w:rPr>
+          <w:rFonts w:ascii="Consolas" w:hAnsi="Consolas" w:eastAsia="Consolas"/>
+          <w:b w:val="0"/>
+          <w:color w:val="2B2B2B"/>
+          <w:sz w:val="18"/>
+        </w:rPr>
+        <w:t xml:space="preserve">      ______________________ ) y la facilidad de archivado ( DROP TABLE de la</w:t>
+      </w:r>
+    </w:p>
+    <w:p>
+      <w:pPr>
+        <w:spacing w:after="0"/>
+        <w:shd w:val="clear" w:fill="F2F2F3"/>
+      </w:pPr>
+      <w:r>
+        <w:rPr>
+          <w:rFonts w:ascii="Consolas" w:hAnsi="Consolas" w:eastAsia="Consolas"/>
+          <w:b w:val="0"/>
+          <w:color w:val="2B2B2B"/>
+          <w:sz w:val="18"/>
+        </w:rPr>
+        <w:t xml:space="preserve">      particion en vez de DELETE masivo ).</w:t>
+      </w:r>
+    </w:p>
+    <w:p>
+      <w:pPr>
+        <w:spacing w:after="0"/>
+      </w:pPr>
+      <w:r>
+        <w:rPr>
+          <w:rFonts w:ascii="Calibri" w:hAnsi="Calibri" w:eastAsia="Calibri"/>
+          <w:b w:val="0"/>
+          <w:color w:val="2B2B2B"/>
+          <w:sz w:val="12"/>
+        </w:rPr>
+        <w:t xml:space="preserve"> </w:t>
+      </w:r>
+    </w:p>
+    <w:p>
+      <w:pPr>
+        <w:spacing w:after="120"/>
+      </w:pPr>
+      <w:r>
+        <w:rPr>
+          <w:rFonts w:ascii="Calibri" w:hAnsi="Calibri" w:eastAsia="Calibri"/>
+          <w:b/>
+          <w:color w:val="095292"/>
+          <w:sz w:val="24"/>
+        </w:rPr>
+        <w:t>6. Entregable</w:t>
       </w:r>
     </w:p>
     <w:p>
@@ -284,7 +1256,7 @@
           <w:color w:val="2B2B2B"/>
           <w:sz w:val="22"/>
         </w:rPr>
-        <w:t>Script CREATE INDEX + tabla justificacion consulta-&gt;indice</w:t>
+        <w:t>Script CREATE INDEX + cita_hist particionada + tabla justificacion consulta-&gt;indice</w:t>
       </w:r>
     </w:p>
     <w:p>
@@ -298,7 +1270,7 @@
           <w:color w:val="095292"/>
           <w:sz w:val="24"/>
         </w:rPr>
-        <w:t>6. Criterios de exito</w:t>
+        <w:t>7. Criterios de exito</w:t>
       </w:r>
     </w:p>
     <w:p>
@@ -313,7 +1285,25 @@
           <w:color w:val="2B2B2B"/>
           <w:sz w:val="22"/>
         </w:rPr>
-        <w:t>2 CREATE INDEX.</w:t>
+        <w:t xml:space="preserve">La línea base medida </w:t>
+      </w:r>
+      <w:r>
+        <w:rPr>
+          <w:rFonts w:ascii="Calibri" w:hAnsi="Calibri" w:eastAsia="Calibri"/>
+          <w:b/>
+          <w:color w:val="2B2B2B"/>
+          <w:sz w:val="22"/>
+        </w:rPr>
+        <w:t>antes</w:t>
+      </w:r>
+      <w:r>
+        <w:rPr>
+          <w:rFonts w:ascii="Calibri" w:hAnsi="Calibri" w:eastAsia="Calibri"/>
+          <w:b w:val="0"/>
+          <w:color w:val="2B2B2B"/>
+          <w:sz w:val="22"/>
+        </w:rPr>
+        <w:t xml:space="preserve"> de indexar: «EXPLAIN ANALYZE» de las dos consultas frecuentes con «Seq Scan» a la vista.</w:t>
       </w:r>
     </w:p>
     <w:p>
@@ -328,7 +1318,43 @@
           <w:color w:val="2B2B2B"/>
           <w:sz w:val="22"/>
         </w:rPr>
-        <w:t>Justificación.</w:t>
+        <w:t xml:space="preserve">Los </w:t>
+      </w:r>
+      <w:r>
+        <w:rPr>
+          <w:rFonts w:ascii="Calibri" w:hAnsi="Calibri" w:eastAsia="Calibri"/>
+          <w:b/>
+          <w:color w:val="2B2B2B"/>
+          <w:sz w:val="22"/>
+        </w:rPr>
+        <w:t>tres</w:t>
+      </w:r>
+      <w:r>
+        <w:rPr>
+          <w:rFonts w:ascii="Calibri" w:hAnsi="Calibri" w:eastAsia="Calibri"/>
+          <w:b w:val="0"/>
+          <w:color w:val="2B2B2B"/>
+          <w:sz w:val="22"/>
+        </w:rPr>
+        <w:t xml:space="preserve"> índices con el nombre exacto — «idx_cita_fecha_hora», «idx_mascota_dueno» y el </w:t>
+      </w:r>
+      <w:r>
+        <w:rPr>
+          <w:rFonts w:ascii="Calibri" w:hAnsi="Calibri" w:eastAsia="Calibri"/>
+          <w:b/>
+          <w:color w:val="2B2B2B"/>
+          <w:sz w:val="22"/>
+        </w:rPr>
+        <w:t>parcial</w:t>
+      </w:r>
+      <w:r>
+        <w:rPr>
+          <w:rFonts w:ascii="Calibri" w:hAnsi="Calibri" w:eastAsia="Calibri"/>
+          <w:b w:val="0"/>
+          <w:color w:val="2B2B2B"/>
+          <w:sz w:val="22"/>
+        </w:rPr>
+        <w:t xml:space="preserve"> «idx_cita_programada_fecha» con su «WHERE estado = 'PROGRAMADA'» — y «ANALYZE» corrido después.</w:t>
       </w:r>
     </w:p>
     <w:p>
@@ -343,7 +1369,25 @@
           <w:color w:val="2B2B2B"/>
           <w:sz w:val="22"/>
         </w:rPr>
-        <w:t>Riesgo sobre-indexar.</w:t>
+        <w:t xml:space="preserve">Los «EXPLAIN» repetidos mostrando «Index Scan» o «Bitmap Index Scan», y dicho </w:t>
+      </w:r>
+      <w:r>
+        <w:rPr>
+          <w:rFonts w:ascii="Calibri" w:hAnsi="Calibri" w:eastAsia="Calibri"/>
+          <w:b/>
+          <w:color w:val="2B2B2B"/>
+          <w:sz w:val="22"/>
+        </w:rPr>
+        <w:t>cuál</w:t>
+      </w:r>
+      <w:r>
+        <w:rPr>
+          <w:rFonts w:ascii="Calibri" w:hAnsi="Calibri" w:eastAsia="Calibri"/>
+          <w:b w:val="0"/>
+          <w:color w:val="2B2B2B"/>
+          <w:sz w:val="22"/>
+        </w:rPr>
+        <w:t xml:space="preserve"> de los dos índices sobre «fecha_hora» eligió el planeador.</w:t>
       </w:r>
     </w:p>
     <w:p>
@@ -358,21 +1402,25 @@
           <w:color w:val="2B2B2B"/>
           <w:sz w:val="22"/>
         </w:rPr>
-        <w:t>Diagrama opcional.</w:t>
+        <w:t xml:space="preserve">El experimento del orden de columnas: los dos índices compuestos, las </w:t>
       </w:r>
-    </w:p>
-    <w:p>
-      <w:pPr>
-        <w:spacing w:after="120"/>
-      </w:pPr>
       <w:r>
         <w:rPr>
           <w:rFonts w:ascii="Calibri" w:hAnsi="Calibri" w:eastAsia="Calibri"/>
           <w:b/>
-          <w:color w:val="095292"/>
-          <w:sz w:val="24"/>
+          <w:color w:val="2B2B2B"/>
+          <w:sz w:val="22"/>
         </w:rPr>
-        <w:t>7. Pistas (checklist vacio — sin solucion)</w:t>
+        <w:t>tres</w:t>
+      </w:r>
+      <w:r>
+        <w:rPr>
+          <w:rFonts w:ascii="Calibri" w:hAnsi="Calibri" w:eastAsia="Calibri"/>
+          <w:b w:val="0"/>
+          <w:color w:val="2B2B2B"/>
+          <w:sz w:val="22"/>
+        </w:rPr>
+        <w:t xml:space="preserve"> consultas medidas, el «DROP INDEX» que fuerza la comparación y la línea «-- CONCLUSION:» con la regla de igualdad antes que rango.</w:t>
       </w:r>
     </w:p>
     <w:p>
@@ -387,7 +1435,43 @@
           <w:color w:val="2B2B2B"/>
           <w:sz w:val="22"/>
         </w:rPr>
-        <w:t>□ Nombre legible?</w:t>
+        <w:t xml:space="preserve">«cita_hist» particionada por año: PK que </w:t>
+      </w:r>
+      <w:r>
+        <w:rPr>
+          <w:rFonts w:ascii="Calibri" w:hAnsi="Calibri" w:eastAsia="Calibri"/>
+          <w:b/>
+          <w:color w:val="2B2B2B"/>
+          <w:sz w:val="22"/>
+        </w:rPr>
+        <w:t>incluye la columna de partición</w:t>
+      </w:r>
+      <w:r>
+        <w:rPr>
+          <w:rFonts w:ascii="Calibri" w:hAnsi="Calibri" w:eastAsia="Calibri"/>
+          <w:b w:val="0"/>
+          <w:color w:val="2B2B2B"/>
+          <w:sz w:val="22"/>
+        </w:rPr>
+        <w:t xml:space="preserve">, las dos particiones sin solaparse, la migración completa y la </w:t>
+      </w:r>
+      <w:r>
+        <w:rPr>
+          <w:rFonts w:ascii="Calibri" w:hAnsi="Calibri" w:eastAsia="Calibri"/>
+          <w:b/>
+          <w:color w:val="2B2B2B"/>
+          <w:sz w:val="22"/>
+        </w:rPr>
+        <w:t>poda</w:t>
+      </w:r>
+      <w:r>
+        <w:rPr>
+          <w:rFonts w:ascii="Calibri" w:hAnsi="Calibri" w:eastAsia="Calibri"/>
+          <w:b w:val="0"/>
+          <w:color w:val="2B2B2B"/>
+          <w:sz w:val="22"/>
+        </w:rPr>
+        <w:t xml:space="preserve"> evidenciada en el plan.</w:t>
       </w:r>
     </w:p>
     <w:p>
@@ -402,7 +1486,43 @@
           <w:color w:val="2B2B2B"/>
           <w:sz w:val="22"/>
         </w:rPr>
-        <w:t>□ Atado a consulta?</w:t>
+        <w:t xml:space="preserve">La tabla de justificación con sus </w:t>
+      </w:r>
+      <w:r>
+        <w:rPr>
+          <w:rFonts w:ascii="Calibri" w:hAnsi="Calibri" w:eastAsia="Calibri"/>
+          <w:b/>
+          <w:color w:val="2B2B2B"/>
+          <w:sz w:val="22"/>
+        </w:rPr>
+        <w:t>7 columnas</w:t>
+      </w:r>
+      <w:r>
+        <w:rPr>
+          <w:rFonts w:ascii="Calibri" w:hAnsi="Calibri" w:eastAsia="Calibri"/>
+          <w:b w:val="0"/>
+          <w:color w:val="2B2B2B"/>
+          <w:sz w:val="22"/>
+        </w:rPr>
+        <w:t xml:space="preserve"> y una fila por índice (mínimo 3), la regla de sobre-indexación y el veredicto de particionamiento con </w:t>
+      </w:r>
+      <w:r>
+        <w:rPr>
+          <w:rFonts w:ascii="Calibri" w:hAnsi="Calibri" w:eastAsia="Calibri"/>
+          <w:b/>
+          <w:color w:val="2B2B2B"/>
+          <w:sz w:val="22"/>
+        </w:rPr>
+        <w:t>tus números</w:t>
+      </w:r>
+      <w:r>
+        <w:rPr>
+          <w:rFonts w:ascii="Calibri" w:hAnsi="Calibri" w:eastAsia="Calibri"/>
+          <w:b w:val="0"/>
+          <w:color w:val="2B2B2B"/>
+          <w:sz w:val="22"/>
+        </w:rPr>
+        <w:t>.</w:t>
       </w:r>
     </w:p>
     <w:p>
@@ -417,7 +1537,7 @@
           <w:color w:val="2B2B2B"/>
           <w:sz w:val="22"/>
         </w:rPr>
-        <w:t>□ Indexar todo? (no)</w:t>
+        <w:t>Entrega domingo 23:59.</w:t>
       </w:r>
     </w:p>
     <w:p>
@@ -431,7 +1551,417 @@
           <w:color w:val="095292"/>
           <w:sz w:val="24"/>
         </w:rPr>
-        <w:t>8. Entrega</w:t>
+        <w:t>8. Pistas (checklist vacio — sin solucion)</w:t>
+      </w:r>
+    </w:p>
+    <w:p>
+      <w:pPr>
+        <w:pStyle w:val="ListBullet"/>
+        <w:spacing w:after="40"/>
+      </w:pPr>
+      <w:r>
+        <w:rPr>
+          <w:rFonts w:ascii="Calibri" w:hAnsi="Calibri" w:eastAsia="Calibri"/>
+          <w:b w:val="0"/>
+          <w:color w:val="2B2B2B"/>
+          <w:sz w:val="22"/>
+        </w:rPr>
+        <w:t xml:space="preserve">□ ¿Corriste los «EXPLAIN» </w:t>
+      </w:r>
+      <w:r>
+        <w:rPr>
+          <w:rFonts w:ascii="Calibri" w:hAnsi="Calibri" w:eastAsia="Calibri"/>
+          <w:b/>
+          <w:color w:val="2B2B2B"/>
+          <w:sz w:val="22"/>
+        </w:rPr>
+        <w:t>antes</w:t>
+      </w:r>
+      <w:r>
+        <w:rPr>
+          <w:rFonts w:ascii="Calibri" w:hAnsi="Calibri" w:eastAsia="Calibri"/>
+          <w:b w:val="0"/>
+          <w:color w:val="2B2B2B"/>
+          <w:sz w:val="22"/>
+        </w:rPr>
+        <w:t xml:space="preserve"> de crear los índices? Sin la línea base con «Seq Scan» no hay con qué comparar el después.</w:t>
+      </w:r>
+    </w:p>
+    <w:p>
+      <w:pPr>
+        <w:pStyle w:val="ListBullet"/>
+        <w:spacing w:after="40"/>
+      </w:pPr>
+      <w:r>
+        <w:rPr>
+          <w:rFonts w:ascii="Calibri" w:hAnsi="Calibri" w:eastAsia="Calibri"/>
+          <w:b w:val="0"/>
+          <w:color w:val="2B2B2B"/>
+          <w:sz w:val="22"/>
+        </w:rPr>
+        <w:t xml:space="preserve">□ ¿Los tres índices tienen el </w:t>
+      </w:r>
+      <w:r>
+        <w:rPr>
+          <w:rFonts w:ascii="Calibri" w:hAnsi="Calibri" w:eastAsia="Calibri"/>
+          <w:b/>
+          <w:color w:val="2B2B2B"/>
+          <w:sz w:val="22"/>
+        </w:rPr>
+        <w:t>nombre exacto</w:t>
+      </w:r>
+      <w:r>
+        <w:rPr>
+          <w:rFonts w:ascii="Calibri" w:hAnsi="Calibri" w:eastAsia="Calibri"/>
+          <w:b w:val="0"/>
+          <w:color w:val="2B2B2B"/>
+          <w:sz w:val="22"/>
+        </w:rPr>
+        <w:t xml:space="preserve"> del enunciado, y el parcial lleva su cláusula «WHERE estado = 'PROGRAMADA'»?</w:t>
+      </w:r>
+    </w:p>
+    <w:p>
+      <w:pPr>
+        <w:pStyle w:val="ListBullet"/>
+        <w:spacing w:after="40"/>
+      </w:pPr>
+      <w:r>
+        <w:rPr>
+          <w:rFonts w:ascii="Calibri" w:hAnsi="Calibri" w:eastAsia="Calibri"/>
+          <w:b w:val="0"/>
+          <w:color w:val="2B2B2B"/>
+          <w:sz w:val="22"/>
+        </w:rPr>
+        <w:t>□ ¿Corriste «ANALYZE cita;» y «ANALYZE mascota;» antes de volver a medir? Sin estadísticas frescas el planeador puede seguir eligiendo el barrido.</w:t>
+      </w:r>
+    </w:p>
+    <w:p>
+      <w:pPr>
+        <w:pStyle w:val="ListBullet"/>
+        <w:spacing w:after="40"/>
+      </w:pPr>
+      <w:r>
+        <w:rPr>
+          <w:rFonts w:ascii="Calibri" w:hAnsi="Calibri" w:eastAsia="Calibri"/>
+          <w:b w:val="0"/>
+          <w:color w:val="2B2B2B"/>
+          <w:sz w:val="22"/>
+        </w:rPr>
+        <w:t xml:space="preserve">□ ¿Dijiste </w:t>
+      </w:r>
+      <w:r>
+        <w:rPr>
+          <w:rFonts w:ascii="Calibri" w:hAnsi="Calibri" w:eastAsia="Calibri"/>
+          <w:b/>
+          <w:color w:val="2B2B2B"/>
+          <w:sz w:val="22"/>
+        </w:rPr>
+        <w:t>cuál</w:t>
+      </w:r>
+      <w:r>
+        <w:rPr>
+          <w:rFonts w:ascii="Calibri" w:hAnsi="Calibri" w:eastAsia="Calibri"/>
+          <w:b w:val="0"/>
+          <w:color w:val="2B2B2B"/>
+          <w:sz w:val="22"/>
+        </w:rPr>
+        <w:t xml:space="preserve"> de los dos índices sobre «fecha_hora» usó la agenda del día, y por qué ese y no el otro?</w:t>
+      </w:r>
+    </w:p>
+    <w:p>
+      <w:pPr>
+        <w:pStyle w:val="ListBullet"/>
+        <w:spacing w:after="40"/>
+      </w:pPr>
+      <w:r>
+        <w:rPr>
+          <w:rFonts w:ascii="Calibri" w:hAnsi="Calibri" w:eastAsia="Calibri"/>
+          <w:b w:val="0"/>
+          <w:color w:val="2B2B2B"/>
+          <w:sz w:val="22"/>
+        </w:rPr>
+        <w:t xml:space="preserve">□ En la pregunta 2, ¿hiciste el «DROP INDEX» y volviste a medir </w:t>
+      </w:r>
+      <w:r>
+        <w:rPr>
+          <w:rFonts w:ascii="Calibri" w:hAnsi="Calibri" w:eastAsia="Calibri"/>
+          <w:b/>
+          <w:color w:val="2B2B2B"/>
+          <w:sz w:val="22"/>
+        </w:rPr>
+        <w:t>Q2</w:t>
+      </w:r>
+      <w:r>
+        <w:rPr>
+          <w:rFonts w:ascii="Calibri" w:hAnsi="Calibri" w:eastAsia="Calibri"/>
+          <w:b w:val="0"/>
+          <w:color w:val="2B2B2B"/>
+          <w:sz w:val="22"/>
+        </w:rPr>
+        <w:t>? La comparación es el punto del experimento, no crear los dos índices.</w:t>
+      </w:r>
+    </w:p>
+    <w:p>
+      <w:pPr>
+        <w:pStyle w:val="ListBullet"/>
+        <w:spacing w:after="40"/>
+      </w:pPr>
+      <w:r>
+        <w:rPr>
+          <w:rFonts w:ascii="Calibri" w:hAnsi="Calibri" w:eastAsia="Calibri"/>
+          <w:b w:val="0"/>
+          <w:color w:val="2B2B2B"/>
+          <w:sz w:val="22"/>
+        </w:rPr>
+        <w:t>□ ¿La «-- CONCLUSION:» habla del orden de las columnas, o solo dice que el índice sirvió?</w:t>
+      </w:r>
+    </w:p>
+    <w:p>
+      <w:pPr>
+        <w:pStyle w:val="ListBullet"/>
+        <w:spacing w:after="40"/>
+      </w:pPr>
+      <w:r>
+        <w:rPr>
+          <w:rFonts w:ascii="Calibri" w:hAnsi="Calibri" w:eastAsia="Calibri"/>
+          <w:b w:val="0"/>
+          <w:color w:val="2B2B2B"/>
+          <w:sz w:val="22"/>
+        </w:rPr>
+        <w:t xml:space="preserve">□ En «cita_hist», ¿la PK incluye «fecha_hora»? PostgreSQL </w:t>
+      </w:r>
+      <w:r>
+        <w:rPr>
+          <w:rFonts w:ascii="Calibri" w:hAnsi="Calibri" w:eastAsia="Calibri"/>
+          <w:b/>
+          <w:color w:val="2B2B2B"/>
+          <w:sz w:val="22"/>
+        </w:rPr>
+        <w:t>rechaza</w:t>
+      </w:r>
+      <w:r>
+        <w:rPr>
+          <w:rFonts w:ascii="Calibri" w:hAnsi="Calibri" w:eastAsia="Calibri"/>
+          <w:b w:val="0"/>
+          <w:color w:val="2B2B2B"/>
+          <w:sz w:val="22"/>
+        </w:rPr>
+        <w:t xml:space="preserve"> una PK particionada que no contenga la columna de partición.</w:t>
+      </w:r>
+    </w:p>
+    <w:p>
+      <w:pPr>
+        <w:pStyle w:val="ListBullet"/>
+        <w:spacing w:after="40"/>
+      </w:pPr>
+      <w:r>
+        <w:rPr>
+          <w:rFonts w:ascii="Calibri" w:hAnsi="Calibri" w:eastAsia="Calibri"/>
+          <w:b w:val="0"/>
+          <w:color w:val="2B2B2B"/>
+          <w:sz w:val="22"/>
+        </w:rPr>
+        <w:t xml:space="preserve">□ ¿El plan de la consulta de 2026 muestra </w:t>
+      </w:r>
+      <w:r>
+        <w:rPr>
+          <w:rFonts w:ascii="Calibri" w:hAnsi="Calibri" w:eastAsia="Calibri"/>
+          <w:b/>
+          <w:color w:val="2B2B2B"/>
+          <w:sz w:val="22"/>
+        </w:rPr>
+        <w:t>una sola</w:t>
+      </w:r>
+      <w:r>
+        <w:rPr>
+          <w:rFonts w:ascii="Calibri" w:hAnsi="Calibri" w:eastAsia="Calibri"/>
+          <w:b w:val="0"/>
+          <w:color w:val="2B2B2B"/>
+          <w:sz w:val="22"/>
+        </w:rPr>
+        <w:t xml:space="preserve"> partición? Si aparecen las dos, no hubo poda y eso es lo que se califica.</w:t>
+      </w:r>
+    </w:p>
+    <w:p>
+      <w:pPr>
+        <w:pStyle w:val="ListBullet"/>
+        <w:spacing w:after="40"/>
+      </w:pPr>
+      <w:r>
+        <w:rPr>
+          <w:rFonts w:ascii="Calibri" w:hAnsi="Calibri" w:eastAsia="Calibri"/>
+          <w:b w:val="0"/>
+          <w:color w:val="2B2B2B"/>
+          <w:sz w:val="22"/>
+        </w:rPr>
+        <w:t xml:space="preserve">□ ¿Revisaste las </w:t>
+      </w:r>
+      <w:r>
+        <w:rPr>
+          <w:rFonts w:ascii="Calibri" w:hAnsi="Calibri" w:eastAsia="Calibri"/>
+          <w:b/>
+          <w:color w:val="2B2B2B"/>
+          <w:sz w:val="22"/>
+        </w:rPr>
+        <w:t>seis</w:t>
+      </w:r>
+      <w:r>
+        <w:rPr>
+          <w:rFonts w:ascii="Calibri" w:hAnsi="Calibri" w:eastAsia="Calibri"/>
+          <w:b w:val="0"/>
+          <w:color w:val="2B2B2B"/>
+          <w:sz w:val="22"/>
+        </w:rPr>
+        <w:t xml:space="preserve"> afirmaciones de la de selección múltiple, incluida la que sostiene que una «FOREIGN KEY» ya crea su índice? Puedes comprobarlo en el «pg_indexes» de la pregunta 1.</w:t>
+      </w:r>
+    </w:p>
+    <w:p>
+      <w:pPr>
+        <w:pStyle w:val="ListBullet"/>
+        <w:spacing w:after="40"/>
+      </w:pPr>
+      <w:r>
+        <w:rPr>
+          <w:rFonts w:ascii="Calibri" w:hAnsi="Calibri" w:eastAsia="Calibri"/>
+          <w:b w:val="0"/>
+          <w:color w:val="2B2B2B"/>
+          <w:sz w:val="22"/>
+        </w:rPr>
+        <w:t xml:space="preserve">□ ¿Tu tabla tiene las </w:t>
+      </w:r>
+      <w:r>
+        <w:rPr>
+          <w:rFonts w:ascii="Calibri" w:hAnsi="Calibri" w:eastAsia="Calibri"/>
+          <w:b/>
+          <w:color w:val="2B2B2B"/>
+          <w:sz w:val="22"/>
+        </w:rPr>
+        <w:t>7</w:t>
+      </w:r>
+      <w:r>
+        <w:rPr>
+          <w:rFonts w:ascii="Calibri" w:hAnsi="Calibri" w:eastAsia="Calibri"/>
+          <w:b w:val="0"/>
+          <w:color w:val="2B2B2B"/>
+          <w:sz w:val="22"/>
+        </w:rPr>
+        <w:t xml:space="preserve"> columnas en las </w:t>
+      </w:r>
+      <w:r>
+        <w:rPr>
+          <w:rFonts w:ascii="Calibri" w:hAnsi="Calibri" w:eastAsia="Calibri"/>
+          <w:b/>
+          <w:color w:val="2B2B2B"/>
+          <w:sz w:val="22"/>
+        </w:rPr>
+        <w:t>3</w:t>
+      </w:r>
+      <w:r>
+        <w:rPr>
+          <w:rFonts w:ascii="Calibri" w:hAnsi="Calibri" w:eastAsia="Calibri"/>
+          <w:b w:val="0"/>
+          <w:color w:val="2B2B2B"/>
+          <w:sz w:val="22"/>
+        </w:rPr>
+        <w:t xml:space="preserve"> filas, con los números </w:t>
+      </w:r>
+      <w:r>
+        <w:rPr>
+          <w:rFonts w:ascii="Calibri" w:hAnsi="Calibri" w:eastAsia="Calibri"/>
+          <w:b/>
+          <w:color w:val="2B2B2B"/>
+          <w:sz w:val="22"/>
+        </w:rPr>
+        <w:t>leídos del plan</w:t>
+      </w:r>
+      <w:r>
+        <w:rPr>
+          <w:rFonts w:ascii="Calibri" w:hAnsi="Calibri" w:eastAsia="Calibri"/>
+          <w:b w:val="0"/>
+          <w:color w:val="2B2B2B"/>
+          <w:sz w:val="22"/>
+        </w:rPr>
+        <w:t xml:space="preserve"> y no estimados?</w:t>
+      </w:r>
+    </w:p>
+    <w:p>
+      <w:pPr>
+        <w:pStyle w:val="ListBullet"/>
+        <w:spacing w:after="40"/>
+      </w:pPr>
+      <w:r>
+        <w:rPr>
+          <w:rFonts w:ascii="Calibri" w:hAnsi="Calibri" w:eastAsia="Calibri"/>
+          <w:b w:val="0"/>
+          <w:color w:val="2B2B2B"/>
+          <w:sz w:val="22"/>
+        </w:rPr>
+        <w:t xml:space="preserve">□ ¿Tu regla de sobre-indexación la puede </w:t>
+      </w:r>
+      <w:r>
+        <w:rPr>
+          <w:rFonts w:ascii="Calibri" w:hAnsi="Calibri" w:eastAsia="Calibri"/>
+          <w:b/>
+          <w:color w:val="2B2B2B"/>
+          <w:sz w:val="22"/>
+        </w:rPr>
+        <w:t>verificar otra persona</w:t>
+      </w:r>
+      <w:r>
+        <w:rPr>
+          <w:rFonts w:ascii="Calibri" w:hAnsi="Calibri" w:eastAsia="Calibri"/>
+          <w:b w:val="0"/>
+          <w:color w:val="2B2B2B"/>
+          <w:sz w:val="22"/>
+        </w:rPr>
+        <w:t xml:space="preserve"> mirando tu proyecto? «Indexar con cuidado» no se puede verificar.</w:t>
+      </w:r>
+    </w:p>
+    <w:p>
+      <w:pPr>
+        <w:pStyle w:val="ListBullet"/>
+        <w:spacing w:after="40"/>
+      </w:pPr>
+      <w:r>
+        <w:rPr>
+          <w:rFonts w:ascii="Calibri" w:hAnsi="Calibri" w:eastAsia="Calibri"/>
+          <w:b w:val="0"/>
+          <w:color w:val="2B2B2B"/>
+          <w:sz w:val="22"/>
+        </w:rPr>
+        <w:t xml:space="preserve">□ ¿El veredicto de particionamiento trae tus números de volumen </w:t>
+      </w:r>
+      <w:r>
+        <w:rPr>
+          <w:rFonts w:ascii="Calibri" w:hAnsi="Calibri" w:eastAsia="Calibri"/>
+          <w:b/>
+          <w:color w:val="2B2B2B"/>
+          <w:sz w:val="22"/>
+        </w:rPr>
+        <w:t>y</w:t>
+      </w:r>
+      <w:r>
+        <w:rPr>
+          <w:rFonts w:ascii="Calibri" w:hAnsi="Calibri" w:eastAsia="Calibri"/>
+          <w:b w:val="0"/>
+          <w:color w:val="2B2B2B"/>
+          <w:sz w:val="22"/>
+        </w:rPr>
+        <w:t xml:space="preserve"> reconoce que con 5.010 filas lo comprobado fue la poda y el archivado, no la velocidad?</w:t>
+      </w:r>
+    </w:p>
+    <w:p>
+      <w:pPr>
+        <w:spacing w:after="120"/>
+      </w:pPr>
+      <w:r>
+        <w:rPr>
+          <w:rFonts w:ascii="Calibri" w:hAnsi="Calibri" w:eastAsia="Calibri"/>
+          <w:b/>
+          <w:color w:val="095292"/>
+          <w:sz w:val="24"/>
+        </w:rPr>
+        <w:t>9. Entrega</w:t>
       </w:r>
     </w:p>
     <w:p>
@@ -468,7 +1998,7 @@
           <w:color w:val="095292"/>
           <w:sz w:val="24"/>
         </w:rPr>
-        <w:t>9. Que vas a resolver en ExamLab</w:t>
+        <w:t>10. Que vas a resolver en ExamLab</w:t>
       </w:r>
     </w:p>
     <w:p>
